--- a/docs/common_code/07_advanced_plotting/advanced_plotting.docx
+++ b/docs/common_code/07_advanced_plotting/advanced_plotting.docx
@@ -31,7 +31,7 @@
         <w:pStyle w:val="Date"/>
       </w:pPr>
       <w:r>
-        <w:t xml:space="preserve">2026-07-02</w:t>
+        <w:t xml:space="preserve">2026-07-03</w:t>
       </w:r>
     </w:p>
     <w:bookmarkStart w:id="11" w:name="advanced-ggplot2"/>

--- a/docs/common_code/07_advanced_plotting/advanced_plotting.docx
+++ b/docs/common_code/07_advanced_plotting/advanced_plotting.docx
@@ -31,7 +31,7 @@
         <w:pStyle w:val="Date"/>
       </w:pPr>
       <w:r>
-        <w:t xml:space="preserve">2026-07-03</w:t>
+        <w:t xml:space="preserve">2026-07-04</w:t>
       </w:r>
     </w:p>
     <w:bookmarkStart w:id="11" w:name="advanced-ggplot2"/>

--- a/docs/common_code/07_advanced_plotting/advanced_plotting.docx
+++ b/docs/common_code/07_advanced_plotting/advanced_plotting.docx
@@ -31,7 +31,7 @@
         <w:pStyle w:val="Date"/>
       </w:pPr>
       <w:r>
-        <w:t xml:space="preserve">2026-07-04</w:t>
+        <w:t xml:space="preserve">2026-07-05</w:t>
       </w:r>
     </w:p>
     <w:bookmarkStart w:id="11" w:name="advanced-ggplot2"/>

--- a/docs/common_code/07_advanced_plotting/advanced_plotting.docx
+++ b/docs/common_code/07_advanced_plotting/advanced_plotting.docx
@@ -31,7 +31,7 @@
         <w:pStyle w:val="Date"/>
       </w:pPr>
       <w:r>
-        <w:t xml:space="preserve">2026-07-05</w:t>
+        <w:t xml:space="preserve">2026-08-27</w:t>
       </w:r>
     </w:p>
     <w:bookmarkStart w:id="11" w:name="advanced-ggplot2"/>
@@ -122,7 +122,7 @@
           <w:rPr>
             <w:rStyle w:val="VerbatimChar"/>
           </w:rPr>
-          <w:t xml:space="preserve">06_advanced_plotting.R</w:t>
+          <w:t xml:space="preserve">07_advanced_plotting.R</w:t>
         </w:r>
       </w:hyperlink>
     </w:p>
@@ -436,7 +436,7 @@
         <w:rPr>
           <w:rStyle w:val="StringTok"/>
         </w:rPr>
-        <w:t xml:space="preserve">"steelblue"</w:t>
+        <w:t xml:space="preserve">"darkblue"</w:t>
       </w:r>
       <w:r>
         <w:rPr>
@@ -941,7 +941,7 @@
         <w:rPr>
           <w:rStyle w:val="StringTok"/>
         </w:rPr>
-        <w:t xml:space="preserve">"steelblue"</w:t>
+        <w:t xml:space="preserve">"darkblue"</w:t>
       </w:r>
       <w:r>
         <w:rPr>
@@ -1831,7 +1831,7 @@
         <w:rPr>
           <w:rStyle w:val="StringTok"/>
         </w:rPr>
-        <w:t xml:space="preserve">"steelblue"</w:t>
+        <w:t xml:space="preserve">"darkblue"</w:t>
       </w:r>
       <w:r>
         <w:rPr>
@@ -2223,7 +2223,7 @@
         <w:t xml:space="preserve"> </w:t>
       </w:r>
       <w:r>
-        <w:t xml:space="preserve">as a geom. It is the cleanest way to show group means and uncertainty on the</w:t>
+        <w:t xml:space="preserve">as a geom, letting you show group means and uncertainty on the</w:t>
       </w:r>
       <w:r>
         <w:t xml:space="preserve"> </w:t>
@@ -3449,7 +3449,7 @@
         <w:rPr>
           <w:rStyle w:val="StringTok"/>
         </w:rPr>
-        <w:t xml:space="preserve">"steelblue"</w:t>
+        <w:t xml:space="preserve">"darkblue"</w:t>
       </w:r>
       <w:r>
         <w:rPr>
@@ -5432,7 +5432,7 @@
         <w:rPr>
           <w:rStyle w:val="StringTok"/>
         </w:rPr>
-        <w:t xml:space="preserve">"steelblue"</w:t>
+        <w:t xml:space="preserve">"darkblue"</w:t>
       </w:r>
       <w:r>
         <w:rPr>
@@ -5762,7 +5762,7 @@
         <w:rPr>
           <w:rStyle w:val="StringTok"/>
         </w:rPr>
-        <w:t xml:space="preserve">"steelblue"</w:t>
+        <w:t xml:space="preserve">"darkblue"</w:t>
       </w:r>
       <w:r>
         <w:rPr>
@@ -6943,7 +6943,7 @@
         <w:rPr>
           <w:rStyle w:val="StringTok"/>
         </w:rPr>
-        <w:t xml:space="preserve">"steelblue"</w:t>
+        <w:t xml:space="preserve">"darkblue"</w:t>
       </w:r>
       <w:r>
         <w:rPr>
@@ -6967,7 +6967,7 @@
         <w:rPr>
           <w:rStyle w:val="StringTok"/>
         </w:rPr>
-        <w:t xml:space="preserve">"steelblue"</w:t>
+        <w:t xml:space="preserve">"darkblue"</w:t>
       </w:r>
       <w:r>
         <w:rPr>
@@ -8435,7 +8435,7 @@
         <w:rPr>
           <w:rStyle w:val="StringTok"/>
         </w:rPr>
-        <w:t xml:space="preserve">"steelblue"</w:t>
+        <w:t xml:space="preserve">"darkblue"</w:t>
       </w:r>
       <w:r>
         <w:rPr>
@@ -10158,7 +10158,7 @@
         <w:rPr>
           <w:rStyle w:val="StringTok"/>
         </w:rPr>
-        <w:t xml:space="preserve">"steelblue"</w:t>
+        <w:t xml:space="preserve">"darkblue"</w:t>
       </w:r>
       <w:r>
         <w:rPr>
@@ -13127,17 +13127,19 @@
           <w:i/>
           <w:iCs/>
         </w:rPr>
-        <w:t xml:space="preserve">End of Common Code 06 — Advanced Plotting.</w:t>
-      </w:r>
-      <w:r>
-        <w:t xml:space="preserve"> </w:t>
-      </w:r>
+        <w:t xml:space="preserve">End of Common Code 07 — Advanced Plotting.</w:t>
+      </w:r>
+    </w:p>
+    <w:p>
+      <w:pPr>
+        <w:pStyle w:val="BodyText"/>
+      </w:pPr>
       <w:r>
         <w:rPr>
           <w:i/>
           <w:iCs/>
         </w:rPr>
-        <w:t xml:space="preserve">Next: Common Code 07 — Custom themes.</w:t>
+        <w:t xml:space="preserve">Next: Common Code 08 — Custom themes.</w:t>
       </w:r>
     </w:p>
     <w:bookmarkEnd w:id="47"/>

--- a/docs/common_code/07_advanced_plotting/advanced_plotting.docx
+++ b/docs/common_code/07_advanced_plotting/advanced_plotting.docx
@@ -31,7 +31,7 @@
         <w:pStyle w:val="Date"/>
       </w:pPr>
       <w:r>
-        <w:t xml:space="preserve">2026-08-27</w:t>
+        <w:t xml:space="preserve">2026-09-01</w:t>
       </w:r>
     </w:p>
     <w:bookmarkStart w:id="11" w:name="advanced-ggplot2"/>

--- a/docs/common_code/07_advanced_plotting/advanced_plotting.docx
+++ b/docs/common_code/07_advanced_plotting/advanced_plotting.docx
@@ -31,7 +31,7 @@
         <w:pStyle w:val="Date"/>
       </w:pPr>
       <w:r>
-        <w:t xml:space="preserve">2026-09-01</w:t>
+        <w:t xml:space="preserve">2026-09-03</w:t>
       </w:r>
     </w:p>
     <w:bookmarkStart w:id="11" w:name="advanced-ggplot2"/>

--- a/docs/common_code/07_advanced_plotting/advanced_plotting.docx
+++ b/docs/common_code/07_advanced_plotting/advanced_plotting.docx
@@ -14010,8 +14010,8 @@
       <w:rFonts w:asciiTheme="majorHAnsi" w:cstheme="majorBidi" w:eastAsiaTheme="majorEastAsia" w:hAnsiTheme="majorHAnsi"/>
       <w:spacing w:val="-10"/>
       <w:kern w:val="28"/>
-      <w:sz w:val="56"/>
-      <w:szCs w:val="56"/>
+      <w:sz w:val="40"/>
+      <w:szCs w:val="40"/>
     </w:rPr>
   </w:style>
   <w:style w:customStyle="1" w:styleId="TitleChar" w:type="character">
@@ -14024,8 +14024,8 @@
       <w:rFonts w:asciiTheme="majorHAnsi" w:cstheme="majorBidi" w:eastAsiaTheme="majorEastAsia" w:hAnsiTheme="majorHAnsi"/>
       <w:spacing w:val="-10"/>
       <w:kern w:val="28"/>
-      <w:sz w:val="56"/>
-      <w:szCs w:val="56"/>
+      <w:sz w:val="40"/>
+      <w:szCs w:val="40"/>
     </w:rPr>
   </w:style>
   <w:style w:styleId="Subtitle" w:type="paragraph">

--- a/docs/common_code/07_advanced_plotting/advanced_plotting.docx
+++ b/docs/common_code/07_advanced_plotting/advanced_plotting.docx
@@ -31,7 +31,7 @@
         <w:pStyle w:val="Date"/>
       </w:pPr>
       <w:r>
-        <w:t xml:space="preserve">2026-09-03</w:t>
+        <w:t xml:space="preserve">2026-09-04</w:t>
       </w:r>
     </w:p>
     <w:bookmarkStart w:id="11" w:name="advanced-ggplot2"/>
